--- a/docs/sprints/START-DOST Merch System - Sprint Plan.docx
+++ b/docs/sprints/START-DOST Merch System - Sprint Plan.docx
@@ -602,7 +602,7 @@
         <w:rPr>
           <w:rFonts w:ascii="Arial" w:cs="Arial" w:eastAsia="Arial" w:hAnsi="Arial"/>
         </w:rPr>
-        <w:t xml:space="preserve">Checkout: name, university and its address, home address (Google Maps link plus landmark), delivery method, contact number, email typed twice.</w:t>
+        <w:t xml:space="preserve">Checkout: name, university and its address, home address (Google Maps link plus landmark), contact number, email typed twice.</w:t>
       </w:r>
     </w:p>
     <w:p>
